--- a/Agile-Scrum_NguyenVanMinhTin_De03.docx
+++ b/Agile-Scrum_NguyenVanMinhTin_De03.docx
@@ -388,6 +388,14 @@
                 <w:sz w:val="24"/>
                 <w:szCs w:val="24"/>
               </w:rPr>
+              <w:t>HCM-</w:t>
+            </w:r>
+            <w:r>
+              <w:rPr>
+                <w:rFonts w:ascii="Times New Roman" w:eastAsia="Times New Roman" w:hAnsi="Times New Roman" w:cs="Times New Roman"/>
+                <w:sz w:val="24"/>
+                <w:szCs w:val="24"/>
+              </w:rPr>
               <w:t>KS25-CNTT6</w:t>
             </w:r>
           </w:p>
@@ -2689,6 +2697,30 @@
                 <w:szCs w:val="24"/>
               </w:rPr>
             </w:pPr>
+            <w:r>
+              <w:rPr>
+                <w:rFonts w:ascii="Times New Roman" w:eastAsia="Times New Roman" w:hAnsi="Times New Roman" w:cs="Times New Roman"/>
+                <w:sz w:val="24"/>
+                <w:szCs w:val="24"/>
+              </w:rPr>
+              <w:t xml:space="preserve">Hệ thống hiển thị thông báo lỗi (ví dụ: </w:t>
+            </w:r>
+            <w:r>
+              <w:rPr>
+                <w:rFonts w:ascii="Times New Roman" w:eastAsia="Times New Roman" w:hAnsi="Times New Roman" w:cs="Times New Roman"/>
+                <w:sz w:val="24"/>
+                <w:szCs w:val="24"/>
+              </w:rPr>
+              <w:t xml:space="preserve">“Bạn không có quyền truy cập!”) và không hiển thị thông tin chi tiết </w:t>
+            </w:r>
+            <w:r>
+              <w:rPr>
+                <w:rFonts w:ascii="Times New Roman" w:eastAsia="Times New Roman" w:hAnsi="Times New Roman" w:cs="Times New Roman"/>
+                <w:sz w:val="24"/>
+                <w:szCs w:val="24"/>
+              </w:rPr>
+              <w:t>của phiếu chuyến CD-002</w:t>
+            </w:r>
           </w:p>
         </w:tc>
       </w:tr>
@@ -2960,6 +2992,14 @@
                 <w:szCs w:val="24"/>
               </w:rPr>
             </w:pPr>
+            <w:r>
+              <w:rPr>
+                <w:rFonts w:ascii="Times New Roman" w:eastAsia="Times New Roman" w:hAnsi="Times New Roman" w:cs="Times New Roman"/>
+                <w:sz w:val="24"/>
+                <w:szCs w:val="24"/>
+              </w:rPr>
+              <w:t>AC</w:t>
+            </w:r>
           </w:p>
         </w:tc>
         <w:tc>
@@ -2988,6 +3028,14 @@
                 <w:szCs w:val="24"/>
               </w:rPr>
             </w:pPr>
+            <w:r>
+              <w:rPr>
+                <w:rFonts w:ascii="Times New Roman" w:eastAsia="Times New Roman" w:hAnsi="Times New Roman" w:cs="Times New Roman"/>
+                <w:sz w:val="24"/>
+                <w:szCs w:val="24"/>
+              </w:rPr>
+              <w:t>DoD</w:t>
+            </w:r>
           </w:p>
         </w:tc>
         <w:tc>
@@ -3016,6 +3064,14 @@
                 <w:szCs w:val="24"/>
               </w:rPr>
             </w:pPr>
+            <w:r>
+              <w:rPr>
+                <w:rFonts w:ascii="Times New Roman" w:eastAsia="Times New Roman" w:hAnsi="Times New Roman" w:cs="Times New Roman"/>
+                <w:sz w:val="24"/>
+                <w:szCs w:val="24"/>
+              </w:rPr>
+              <w:t>DoD</w:t>
+            </w:r>
           </w:p>
         </w:tc>
         <w:tc>
@@ -3044,6 +3100,14 @@
                 <w:szCs w:val="24"/>
               </w:rPr>
             </w:pPr>
+            <w:r>
+              <w:rPr>
+                <w:rFonts w:ascii="Times New Roman" w:eastAsia="Times New Roman" w:hAnsi="Times New Roman" w:cs="Times New Roman"/>
+                <w:sz w:val="24"/>
+                <w:szCs w:val="24"/>
+              </w:rPr>
+              <w:t>AC</w:t>
+            </w:r>
           </w:p>
         </w:tc>
       </w:tr>
@@ -3159,6 +3223,22 @@
                 <w:szCs w:val="24"/>
               </w:rPr>
             </w:pPr>
+            <w:r>
+              <w:rPr>
+                <w:rFonts w:ascii="Times New Roman" w:eastAsia="Times New Roman" w:hAnsi="Times New Roman" w:cs="Times New Roman"/>
+                <w:sz w:val="24"/>
+                <w:szCs w:val="24"/>
+              </w:rPr>
+              <w:t xml:space="preserve">AC áp dụng </w:t>
+            </w:r>
+            <w:r>
+              <w:rPr>
+                <w:rFonts w:ascii="Times New Roman" w:eastAsia="Times New Roman" w:hAnsi="Times New Roman" w:cs="Times New Roman"/>
+                <w:sz w:val="24"/>
+                <w:szCs w:val="24"/>
+              </w:rPr>
+              <w:t xml:space="preserve">riêng biệt cho từng UserStory cụ thể, trong khi DoD áp dụng chung cho một tiêu chuẩn chất lượng bắt buộc cho mọi PBI và toàn bộ Increment dự án </w:t>
+            </w:r>
           </w:p>
         </w:tc>
       </w:tr>
@@ -3423,6 +3503,14 @@
                 <w:szCs w:val="24"/>
               </w:rPr>
             </w:pPr>
+            <w:r>
+              <w:rPr>
+                <w:rFonts w:ascii="Times New Roman" w:eastAsia="Times New Roman" w:hAnsi="Times New Roman" w:cs="Times New Roman"/>
+                <w:sz w:val="24"/>
+                <w:szCs w:val="24"/>
+              </w:rPr>
+              <w:t>5</w:t>
+            </w:r>
           </w:p>
         </w:tc>
         <w:tc>
@@ -3451,6 +3539,22 @@
                 <w:szCs w:val="24"/>
               </w:rPr>
             </w:pPr>
+            <w:r>
+              <w:rPr>
+                <w:rFonts w:ascii="Times New Roman" w:eastAsia="Times New Roman" w:hAnsi="Times New Roman" w:cs="Times New Roman"/>
+                <w:sz w:val="24"/>
+                <w:szCs w:val="24"/>
+              </w:rPr>
+              <w:t xml:space="preserve">Chức năng cốt lõi, có độ phức tạp trung bình, cần xử lý </w:t>
+            </w:r>
+            <w:r>
+              <w:rPr>
+                <w:rFonts w:ascii="Times New Roman" w:eastAsia="Times New Roman" w:hAnsi="Times New Roman" w:cs="Times New Roman"/>
+                <w:sz w:val="24"/>
+                <w:szCs w:val="24"/>
+              </w:rPr>
+              <w:t xml:space="preserve">nhiểu logic </w:t>
+            </w:r>
           </w:p>
         </w:tc>
       </w:tr>
@@ -3520,6 +3624,14 @@
                 <w:szCs w:val="24"/>
               </w:rPr>
             </w:pPr>
+            <w:r>
+              <w:rPr>
+                <w:rFonts w:ascii="Times New Roman" w:eastAsia="Times New Roman" w:hAnsi="Times New Roman" w:cs="Times New Roman"/>
+                <w:sz w:val="24"/>
+                <w:szCs w:val="24"/>
+              </w:rPr>
+              <w:t>3</w:t>
+            </w:r>
           </w:p>
         </w:tc>
         <w:tc>
@@ -3628,7 +3740,67 @@
                 <w:sz w:val="24"/>
                 <w:szCs w:val="24"/>
               </w:rPr>
-              <w:t>Planning Poker (thẻ 3, 5, 5, 5, 13): đội nên làm gì tiếp theo?</w:t>
+              <w:t xml:space="preserve">Planning Poker (thẻ </w:t>
+            </w:r>
+            <w:r>
+              <w:rPr>
+                <w:rFonts w:ascii="Times New Roman" w:eastAsia="Times New Roman" w:hAnsi="Times New Roman" w:cs="Times New Roman"/>
+                <w:b/>
+                <w:bCs/>
+                <w:sz w:val="24"/>
+                <w:szCs w:val="24"/>
+              </w:rPr>
+              <w:t>2</w:t>
+            </w:r>
+            <w:r>
+              <w:rPr>
+                <w:rFonts w:ascii="Times New Roman" w:eastAsia="Times New Roman" w:hAnsi="Times New Roman" w:cs="Times New Roman"/>
+                <w:b/>
+                <w:bCs/>
+                <w:sz w:val="24"/>
+                <w:szCs w:val="24"/>
+              </w:rPr>
+              <w:t>, 5,</w:t>
+            </w:r>
+            <w:r>
+              <w:rPr>
+                <w:rFonts w:ascii="Times New Roman" w:eastAsia="Times New Roman" w:hAnsi="Times New Roman" w:cs="Times New Roman"/>
+                <w:b/>
+                <w:bCs/>
+                <w:sz w:val="24"/>
+                <w:szCs w:val="24"/>
+              </w:rPr>
+              <w:t xml:space="preserve"> </w:t>
+            </w:r>
+            <w:r>
+              <w:rPr>
+                <w:rFonts w:ascii="Times New Roman" w:eastAsia="Times New Roman" w:hAnsi="Times New Roman" w:cs="Times New Roman"/>
+                <w:b/>
+                <w:bCs/>
+                <w:sz w:val="24"/>
+                <w:szCs w:val="24"/>
+              </w:rPr>
+              <w:t>5,</w:t>
+            </w:r>
+            <w:r>
+              <w:rPr>
+                <w:rFonts w:ascii="Times New Roman" w:eastAsia="Times New Roman" w:hAnsi="Times New Roman" w:cs="Times New Roman"/>
+                <w:b/>
+                <w:bCs/>
+                <w:sz w:val="24"/>
+                <w:szCs w:val="24"/>
+              </w:rPr>
+              <w:t xml:space="preserve"> 21</w:t>
+            </w:r>
+            <w:r>
+              <w:rPr>
+                <w:rFonts w:ascii="Times New Roman" w:eastAsia="Times New Roman" w:hAnsi="Times New Roman" w:cs="Times New Roman"/>
+                <w:b/>
+                <w:bCs/>
+                <w:sz w:val="24"/>
+                <w:szCs w:val="24"/>
+              </w:rPr>
+              <w:t>): đội nên làm gì tiếp theo?</w:t>
             </w:r>
           </w:p>
         </w:tc>
